--- a/posts/nepal-election-geojson/index.docx
+++ b/posts/nepal-election-geojson/index.docx
@@ -887,7 +887,7 @@
       </w:r>
     </w:p>
     <w:bookmarkEnd w:id="10"/>
-    <w:bookmarkStart w:id="14" w:name="scraping-the-svg"/>
+    <w:bookmarkStart w:id="11" w:name="scraping-the-svg"/>
     <w:p>
       <w:pPr>
         <w:pStyle w:val="Heading2"/>
@@ -1730,70 +1730,14 @@
     </w:p>
     <w:p>
       <w:pPr>
-        <w:pStyle w:val="CaptionedFigure"/>
+        <w:pStyle w:val="FirstParagraph"/>
       </w:pPr>
       <w:r>
-        <w:drawing>
-          <wp:inline>
-            <wp:extent cx="5334000" cy="3000375"/>
-            <wp:effectExtent b="0" l="0" r="0" t="0"/>
-            <wp:docPr descr="Scraped Electoral Map of Nepal in SVG format" title="" id="12" name="Picture"/>
-            <a:graphic>
-              <a:graphicData uri="http://schemas.openxmlformats.org/drawingml/2006/picture">
-                <pic:pic>
-                  <pic:nvPicPr>
-                    <pic:cNvPr descr="./output/nepal_electoral_map.svg" id="13" name="Picture"/>
-                    <pic:cNvPicPr>
-                      <a:picLocks noChangeArrowheads="1" noChangeAspect="1"/>
-                    </pic:cNvPicPr>
-                  </pic:nvPicPr>
-                  <pic:blipFill>
-                    <a:blip>
-                      <a:extLst>
-                        <a:ext uri="{28A0092B-C50C-407E-A947-70E740481C1C}">
-                          <a14:useLocalDpi xmlns:a14="http://schemas.microsoft.com/office/drawing/2010/main" val="0"/>
-                        </a:ext>
-                        <a:ext uri="{96DAC541-7B7A-43D3-8B79-37D633B846F1}">
-                          <asvg:svgBlip xmlns:asvg="http://schemas.microsoft.com/office/drawing/2016/SVG/main" r:embed="rId11"/>
-                        </a:ext>
-                      </a:extLst>
-                    </a:blip>
-                    <a:stretch>
-                      <a:fillRect/>
-                    </a:stretch>
-                  </pic:blipFill>
-                  <pic:spPr bwMode="auto">
-                    <a:xfrm>
-                      <a:off x="0" y="0"/>
-                      <a:ext cx="5334000" cy="3000375"/>
-                    </a:xfrm>
-                    <a:prstGeom prst="rect">
-                      <a:avLst/>
-                    </a:prstGeom>
-                    <a:noFill/>
-                    <a:ln w="9525">
-                      <a:noFill/>
-                      <a:headEnd/>
-                      <a:tailEnd/>
-                    </a:ln>
-                  </pic:spPr>
-                </pic:pic>
-              </a:graphicData>
-            </a:graphic>
-          </wp:inline>
-        </w:drawing>
+        <w:t xml:space="preserve">(The scraped SVG map is shown on the web version of this post.)</w:t>
       </w:r>
     </w:p>
-    <w:p>
-      <w:pPr>
-        <w:pStyle w:val="ImageCaption"/>
-      </w:pPr>
-      <w:r>
-        <w:t xml:space="preserve">Scraped Electoral Map of Nepal in SVG format</w:t>
-      </w:r>
-    </w:p>
-    <w:bookmarkEnd w:id="14"/>
-    <w:bookmarkStart w:id="15" w:name="parsing-svg-paths-to-geometry"/>
+    <w:bookmarkEnd w:id="11"/>
+    <w:bookmarkStart w:id="12" w:name="parsing-svg-paths-to-geometry"/>
     <w:p>
       <w:pPr>
         <w:pStyle w:val="Heading2"/>
@@ -3255,8 +3199,8 @@
         <w:t xml:space="preserve">(polys_list))</w:t>
       </w:r>
     </w:p>
-    <w:bookmarkEnd w:id="15"/>
-    <w:bookmarkStart w:id="16" w:name="georeferencing-affine-transformation"/>
+    <w:bookmarkEnd w:id="12"/>
+    <w:bookmarkStart w:id="13" w:name="georeferencing-affine-transformation"/>
     <w:p>
       <w:pPr>
         <w:pStyle w:val="Heading2"/>
@@ -4637,8 +4581,8 @@
         <w:t xml:space="preserve">, rough_map_path)</w:t>
       </w:r>
     </w:p>
-    <w:bookmarkEnd w:id="16"/>
-    <w:bookmarkStart w:id="23" w:name="reconstruction-via-wards"/>
+    <w:bookmarkEnd w:id="13"/>
+    <w:bookmarkStart w:id="20" w:name="reconstruction-via-wards"/>
     <w:p>
       <w:pPr>
         <w:pStyle w:val="Heading2"/>
@@ -5911,18 +5855,18 @@
                 <wp:inline>
                   <wp:extent cx="152400" cy="152400"/>
                   <wp:effectExtent b="0" l="0" r="0" t="0"/>
-                  <wp:docPr descr="" title="" id="18" name="Picture"/>
+                  <wp:docPr descr="" title="" id="15" name="Picture"/>
                   <a:graphic>
                     <a:graphicData uri="http://schemas.openxmlformats.org/drawingml/2006/picture">
                       <pic:pic>
                         <pic:nvPicPr>
-                          <pic:cNvPr descr="C:\Program Files\Quarto\share\formats\docx\tip.png" id="19" name="Picture"/>
+                          <pic:cNvPr descr="C:\Program Files\Quarto\share\formats\docx\tip.png" id="16" name="Picture"/>
                           <pic:cNvPicPr>
                             <a:picLocks noChangeArrowheads="1" noChangeAspect="1"/>
                           </pic:cNvPicPr>
                         </pic:nvPicPr>
                         <pic:blipFill>
-                          <a:blip r:embed="rId17"/>
+                          <a:blip r:embed="rId14"/>
                           <a:stretch>
                             <a:fillRect/>
                           </a:stretch>
@@ -5978,7 +5922,7 @@
             <w:pPr>
               <w:spacing w:before="16" w:after="16"/>
             </w:pPr>
-            <w:hyperlink r:id="rId20">
+            <w:hyperlink r:id="rId17">
               <w:r>
                 <w:rPr>
                   <w:rStyle w:val="Hyperlink"/>
@@ -5989,7 +5933,7 @@
             <w:r>
               <w:t xml:space="preserve"> </w:t>
             </w:r>
-            <w:hyperlink r:id="rId21">
+            <w:hyperlink r:id="rId18">
               <w:r>
                 <w:rPr>
                   <w:rStyle w:val="Hyperlink"/>
@@ -6000,7 +5944,7 @@
             <w:r>
               <w:t xml:space="preserve"> </w:t>
             </w:r>
-            <w:hyperlink r:id="rId22">
+            <w:hyperlink r:id="rId19">
               <w:r>
                 <w:rPr>
                   <w:rStyle w:val="Hyperlink"/>
@@ -6013,7 +5957,7 @@
         </w:tc>
       </w:tr>
     </w:tbl>
-    <w:bookmarkEnd w:id="23"/>
+    <w:bookmarkEnd w:id="20"/>
     <w:sectPr>
       <w:footnotePr>
         <w:numRestart w:val="eachSect"/>

--- a/posts/nepal-election-geojson/index.docx
+++ b/posts/nepal-election-geojson/index.docx
@@ -5575,7 +5575,160 @@
         <w:rPr>
           <w:rStyle w:val="CommentTok"/>
         </w:rPr>
-        <w:t xml:space="preserve"># Create interactive map</w:t>
+        <w:t xml:space="preserve"># Create interactive map. The widget embeds every vertex in the page, so map a</w:t>
+      </w:r>
+      <w:r>
+        <w:br/>
+      </w:r>
+      <w:r>
+        <w:rPr>
+          <w:rStyle w:val="CommentTok"/>
+        </w:rPr>
+        <w:t xml:space="preserve"># simplified copy (200 m tolerance). The exported GeoJSON below stays full resolution.</w:t>
+      </w:r>
+      <w:r>
+        <w:br/>
+      </w:r>
+      <w:r>
+        <w:rPr>
+          <w:rStyle w:val="NormalTok"/>
+        </w:rPr>
+        <w:t xml:space="preserve">final_map_preview </w:t>
+      </w:r>
+      <w:r>
+        <w:rPr>
+          <w:rStyle w:val="OtherTok"/>
+        </w:rPr>
+        <w:t xml:space="preserve">&lt;-</w:t>
+      </w:r>
+      <w:r>
+        <w:rPr>
+          <w:rStyle w:val="NormalTok"/>
+        </w:rPr>
+        <w:t xml:space="preserve"> final_map_utm </w:t>
+      </w:r>
+      <w:r>
+        <w:rPr>
+          <w:rStyle w:val="SpecialCharTok"/>
+        </w:rPr>
+        <w:t xml:space="preserve">|&gt;</w:t>
+      </w:r>
+      <w:r>
+        <w:br/>
+      </w:r>
+      <w:r>
+        <w:rPr>
+          <w:rStyle w:val="NormalTok"/>
+        </w:rPr>
+        <w:t xml:space="preserve">  sf</w:t>
+      </w:r>
+      <w:r>
+        <w:rPr>
+          <w:rStyle w:val="SpecialCharTok"/>
+        </w:rPr>
+        <w:t xml:space="preserve">::</w:t>
+      </w:r>
+      <w:r>
+        <w:rPr>
+          <w:rStyle w:val="FunctionTok"/>
+        </w:rPr>
+        <w:t xml:space="preserve">st_simplify</w:t>
+      </w:r>
+      <w:r>
+        <w:rPr>
+          <w:rStyle w:val="NormalTok"/>
+        </w:rPr>
+        <w:t xml:space="preserve">(</w:t>
+      </w:r>
+      <w:r>
+        <w:rPr>
+          <w:rStyle w:val="AttributeTok"/>
+        </w:rPr>
+        <w:t xml:space="preserve">preserveTopology =</w:t>
+      </w:r>
+      <w:r>
+        <w:rPr>
+          <w:rStyle w:val="NormalTok"/>
+        </w:rPr>
+        <w:t xml:space="preserve"> </w:t>
+      </w:r>
+      <w:r>
+        <w:rPr>
+          <w:rStyle w:val="ConstantTok"/>
+        </w:rPr>
+        <w:t xml:space="preserve">TRUE</w:t>
+      </w:r>
+      <w:r>
+        <w:rPr>
+          <w:rStyle w:val="NormalTok"/>
+        </w:rPr>
+        <w:t xml:space="preserve">, </w:t>
+      </w:r>
+      <w:r>
+        <w:rPr>
+          <w:rStyle w:val="AttributeTok"/>
+        </w:rPr>
+        <w:t xml:space="preserve">dTolerance =</w:t>
+      </w:r>
+      <w:r>
+        <w:rPr>
+          <w:rStyle w:val="NormalTok"/>
+        </w:rPr>
+        <w:t xml:space="preserve"> </w:t>
+      </w:r>
+      <w:r>
+        <w:rPr>
+          <w:rStyle w:val="DecValTok"/>
+        </w:rPr>
+        <w:t xml:space="preserve">200</w:t>
+      </w:r>
+      <w:r>
+        <w:rPr>
+          <w:rStyle w:val="NormalTok"/>
+        </w:rPr>
+        <w:t xml:space="preserve">) </w:t>
+      </w:r>
+      <w:r>
+        <w:rPr>
+          <w:rStyle w:val="SpecialCharTok"/>
+        </w:rPr>
+        <w:t xml:space="preserve">|&gt;</w:t>
+      </w:r>
+      <w:r>
+        <w:br/>
+      </w:r>
+      <w:r>
+        <w:rPr>
+          <w:rStyle w:val="NormalTok"/>
+        </w:rPr>
+        <w:t xml:space="preserve">  </w:t>
+      </w:r>
+      <w:r>
+        <w:rPr>
+          <w:rStyle w:val="FunctionTok"/>
+        </w:rPr>
+        <w:t xml:space="preserve">st_transform</w:t>
+      </w:r>
+      <w:r>
+        <w:rPr>
+          <w:rStyle w:val="NormalTok"/>
+        </w:rPr>
+        <w:t xml:space="preserve">(</w:t>
+      </w:r>
+      <w:r>
+        <w:rPr>
+          <w:rStyle w:val="DecValTok"/>
+        </w:rPr>
+        <w:t xml:space="preserve">4326</w:t>
+      </w:r>
+      <w:r>
+        <w:rPr>
+          <w:rStyle w:val="NormalTok"/>
+        </w:rPr>
+        <w:t xml:space="preserve">)</w:t>
+      </w:r>
+      <w:r>
+        <w:br/>
       </w:r>
       <w:r>
         <w:br/>
@@ -5602,7 +5755,7 @@
         <w:rPr>
           <w:rStyle w:val="NormalTok"/>
         </w:rPr>
-        <w:t xml:space="preserve">(final_map)</w:t>
+        <w:t xml:space="preserve">(final_map_preview)</w:t>
       </w:r>
     </w:p>
     <w:p>
